--- a/docs/软件生产实习结课论文_ByteBlog.docx
+++ b/docs/软件生产实习结课论文_ByteBlog.docx
@@ -4986,7 +4986,24 @@
           <w:sz w:val="24"/>
           <w:szCs w:val="24"/>
         </w:rPr>
-        <w:t xml:space="preserve">（2）克隆项目到本地，进入项目根目录。</w:t>
+        <w:t xml:space="preserve">（2）从 GitHub 克隆项目：git clone https://github.com/Huang-1008/byteblog.git。</w:t>
+      </w:r>
+    </w:p>
+    <w:p>
+      <w:pPr>
+        <w:spacing w:after="120" w:line="360"/>
+        <w:jc w:val="left"/>
+      </w:pPr>
+      <w:r>
+        <w:rPr>
+          <w:rFonts w:ascii="SimSun" w:cs="SimSun" w:eastAsia="SimSun" w:hAnsi="SimSun"/>
+          <w:b w:val="false"/>
+          <w:bCs w:val="false"/>
+          <w:color w:val="000000"/>
+          <w:sz w:val="24"/>
+          <w:szCs w:val="24"/>
+        </w:rPr>
+        <w:t xml:space="preserve">（3）进入项目根目录：cd byteblog。</w:t>
       </w:r>
     </w:p>
     <w:p>
@@ -5001,24 +5018,143 @@
           <w:sz w:val="24"/>
           <w:szCs w:val="24"/>
         </w:rPr>
-        <w:t xml:space="preserve">6.1.2 数据库配置</w:t>
-      </w:r>
-    </w:p>
-    <w:p>
-      <w:pPr>
-        <w:spacing w:after="120" w:line="360"/>
-        <w:jc w:val="left"/>
-      </w:pPr>
-      <w:r>
-        <w:rPr>
-          <w:rFonts w:ascii="SimSun" w:cs="SimSun" w:eastAsia="SimSun" w:hAnsi="SimSun"/>
-          <w:b w:val="false"/>
-          <w:bCs w:val="false"/>
-          <w:color w:val="000000"/>
-          <w:sz w:val="24"/>
-          <w:szCs w:val="24"/>
-        </w:rPr>
-        <w:t xml:space="preserve">确保 MySQL 服务已启动，使用 root 账号执行 sql/init.sql 创建 blog_db 数据库和所有表结构，并插入默认管理员账号（admin/admin123）和 10 个预设标签。</w:t>
+        <w:t xml:space="preserve">6.1.2 一键启动（推荐）</w:t>
+      </w:r>
+    </w:p>
+    <w:p>
+      <w:pPr>
+        <w:spacing w:after="120" w:line="360"/>
+        <w:jc w:val="left"/>
+      </w:pPr>
+      <w:r>
+        <w:rPr>
+          <w:rFonts w:ascii="SimSun" w:cs="SimSun" w:eastAsia="SimSun" w:hAnsi="SimSun"/>
+          <w:b w:val="false"/>
+          <w:bCs w:val="false"/>
+          <w:color w:val="000000"/>
+          <w:sz w:val="24"/>
+          <w:szCs w:val="24"/>
+        </w:rPr>
+        <w:t xml:space="preserve">项目提供了 Windows BAT 一键启动脚本 start.bat，双击即可自动启动前后端服务。</w:t>
+      </w:r>
+    </w:p>
+    <w:p>
+      <w:pPr>
+        <w:spacing w:after="120" w:line="360"/>
+        <w:jc w:val="left"/>
+      </w:pPr>
+      <w:r>
+        <w:rPr>
+          <w:rFonts w:ascii="SimSun" w:cs="SimSun" w:eastAsia="SimSun" w:hAnsi="SimSun"/>
+          <w:b w:val="false"/>
+          <w:bCs w:val="false"/>
+          <w:color w:val="000000"/>
+          <w:sz w:val="24"/>
+          <w:szCs w:val="24"/>
+        </w:rPr>
+        <w:t xml:space="preserve">BAT 脚本会自动完成以下步骤：</w:t>
+      </w:r>
+    </w:p>
+    <w:p>
+      <w:pPr>
+        <w:spacing w:after="120" w:line="360"/>
+        <w:jc w:val="left"/>
+      </w:pPr>
+      <w:r>
+        <w:rPr>
+          <w:rFonts w:ascii="SimSun" w:cs="SimSun" w:eastAsia="SimSun" w:hAnsi="SimSun"/>
+          <w:b w:val="false"/>
+          <w:bCs w:val="false"/>
+          <w:color w:val="000000"/>
+          <w:sz w:val="24"/>
+          <w:szCs w:val="24"/>
+        </w:rPr>
+        <w:t xml:space="preserve">  ① 检测 Python 和 Node.js 环境是否就绪。</w:t>
+      </w:r>
+    </w:p>
+    <w:p>
+      <w:pPr>
+        <w:spacing w:after="120" w:line="360"/>
+        <w:jc w:val="left"/>
+      </w:pPr>
+      <w:r>
+        <w:rPr>
+          <w:rFonts w:ascii="SimSun" w:cs="SimSun" w:eastAsia="SimSun" w:hAnsi="SimSun"/>
+          <w:b w:val="false"/>
+          <w:bCs w:val="false"/>
+          <w:color w:val="000000"/>
+          <w:sz w:val="24"/>
+          <w:szCs w:val="24"/>
+        </w:rPr>
+        <w:t xml:space="preserve">  ② 检测 MySQL 命令行工具是否可用。</w:t>
+      </w:r>
+    </w:p>
+    <w:p>
+      <w:pPr>
+        <w:spacing w:after="120" w:line="360"/>
+        <w:jc w:val="left"/>
+      </w:pPr>
+      <w:r>
+        <w:rPr>
+          <w:rFonts w:ascii="SimSun" w:cs="SimSun" w:eastAsia="SimSun" w:hAnsi="SimSun"/>
+          <w:b w:val="false"/>
+          <w:bCs w:val="false"/>
+          <w:color w:val="000000"/>
+          <w:sz w:val="24"/>
+          <w:szCs w:val="24"/>
+        </w:rPr>
+        <w:t xml:space="preserve">  ③ 启动后端服务（后端在 8000 端口运行）。</w:t>
+      </w:r>
+    </w:p>
+    <w:p>
+      <w:pPr>
+        <w:spacing w:after="120" w:line="360"/>
+        <w:jc w:val="left"/>
+      </w:pPr>
+      <w:r>
+        <w:rPr>
+          <w:rFonts w:ascii="SimSun" w:cs="SimSun" w:eastAsia="SimSun" w:hAnsi="SimSun"/>
+          <w:b w:val="false"/>
+          <w:bCs w:val="false"/>
+          <w:color w:val="000000"/>
+          <w:sz w:val="24"/>
+          <w:szCs w:val="24"/>
+        </w:rPr>
+        <w:t xml:space="preserve">  ④ 检查前端依赖是否安装，未安装则自动执行 npm install。</w:t>
+      </w:r>
+    </w:p>
+    <w:p>
+      <w:pPr>
+        <w:spacing w:after="120" w:line="360"/>
+        <w:jc w:val="left"/>
+      </w:pPr>
+      <w:r>
+        <w:rPr>
+          <w:rFonts w:ascii="SimSun" w:cs="SimSun" w:eastAsia="SimSun" w:hAnsi="SimSun"/>
+          <w:b w:val="false"/>
+          <w:bCs w:val="false"/>
+          <w:color w:val="000000"/>
+          <w:sz w:val="24"/>
+          <w:szCs w:val="24"/>
+        </w:rPr>
+        <w:t xml:space="preserve">  ⑤ 启动前端开发服务器（前端在 5173 端口运行）。</w:t>
+      </w:r>
+    </w:p>
+    <w:p>
+      <w:pPr>
+        <w:spacing w:after="120" w:line="360"/>
+        <w:jc w:val="left"/>
+      </w:pPr>
+      <w:r>
+        <w:rPr>
+          <w:rFonts w:ascii="SimSun" w:cs="SimSun" w:eastAsia="SimSun" w:hAnsi="SimSun"/>
+          <w:b w:val="false"/>
+          <w:bCs w:val="false"/>
+          <w:color w:val="000000"/>
+          <w:sz w:val="24"/>
+          <w:szCs w:val="24"/>
+        </w:rPr>
+        <w:t xml:space="preserve">启动完成后，浏览器访问 http://localhost:5173 即可使用。</w:t>
       </w:r>
     </w:p>
     <w:p>
@@ -5033,92 +5169,24 @@
           <w:sz w:val="24"/>
           <w:szCs w:val="24"/>
         </w:rPr>
-        <w:t xml:space="preserve">6.1.3 后端启动</w:t>
-      </w:r>
-    </w:p>
-    <w:p>
-      <w:pPr>
-        <w:spacing w:after="120" w:line="360"/>
-        <w:jc w:val="left"/>
-      </w:pPr>
-      <w:r>
-        <w:rPr>
-          <w:rFonts w:ascii="SimSun" w:cs="SimSun" w:eastAsia="SimSun" w:hAnsi="SimSun"/>
-          <w:b w:val="false"/>
-          <w:bCs w:val="false"/>
-          <w:color w:val="000000"/>
-          <w:sz w:val="24"/>
-          <w:szCs w:val="24"/>
-        </w:rPr>
-        <w:t xml:space="preserve">（1）进入 backend 目录：cd blog-system/backend。</w:t>
-      </w:r>
-    </w:p>
-    <w:p>
-      <w:pPr>
-        <w:spacing w:after="120" w:line="360"/>
-        <w:jc w:val="left"/>
-      </w:pPr>
-      <w:r>
-        <w:rPr>
-          <w:rFonts w:ascii="SimSun" w:cs="SimSun" w:eastAsia="SimSun" w:hAnsi="SimSun"/>
-          <w:b w:val="false"/>
-          <w:bCs w:val="false"/>
-          <w:color w:val="000000"/>
-          <w:sz w:val="24"/>
-          <w:szCs w:val="24"/>
-        </w:rPr>
-        <w:t xml:space="preserve">（2）安装 Python 依赖：pip install -r requirements.txt。</w:t>
-      </w:r>
-    </w:p>
-    <w:p>
-      <w:pPr>
-        <w:spacing w:after="120" w:line="360"/>
-        <w:jc w:val="left"/>
-      </w:pPr>
-      <w:r>
-        <w:rPr>
-          <w:rFonts w:ascii="SimSun" w:cs="SimSun" w:eastAsia="SimSun" w:hAnsi="SimSun"/>
-          <w:b w:val="false"/>
-          <w:bCs w:val="false"/>
-          <w:color w:val="000000"/>
-          <w:sz w:val="24"/>
-          <w:szCs w:val="24"/>
-        </w:rPr>
-        <w:t xml:space="preserve">（3）编辑 .env 文件，配置数据库连接密码和 DeepSeek API Key。</w:t>
-      </w:r>
-    </w:p>
-    <w:p>
-      <w:pPr>
-        <w:spacing w:after="120" w:line="360"/>
-        <w:jc w:val="left"/>
-      </w:pPr>
-      <w:r>
-        <w:rPr>
-          <w:rFonts w:ascii="SimSun" w:cs="SimSun" w:eastAsia="SimSun" w:hAnsi="SimSun"/>
-          <w:b w:val="false"/>
-          <w:bCs w:val="false"/>
-          <w:color w:val="000000"/>
-          <w:sz w:val="24"/>
-          <w:szCs w:val="24"/>
-        </w:rPr>
-        <w:t xml:space="preserve">（4）启动后端：python ../start_backend.py。</w:t>
-      </w:r>
-    </w:p>
-    <w:p>
-      <w:pPr>
-        <w:spacing w:after="120" w:line="360"/>
-        <w:jc w:val="left"/>
-      </w:pPr>
-      <w:r>
-        <w:rPr>
-          <w:rFonts w:ascii="SimSun" w:cs="SimSun" w:eastAsia="SimSun" w:hAnsi="SimSun"/>
-          <w:b w:val="false"/>
-          <w:bCs w:val="false"/>
-          <w:color w:val="000000"/>
-          <w:sz w:val="24"/>
-          <w:szCs w:val="24"/>
-        </w:rPr>
-        <w:t xml:space="preserve">（5）后端运行在 http://localhost:8000，可访问 http://localhost:8000/docs 查看 API 文档。</w:t>
+        <w:t xml:space="preserve">6.1.3 数据库配置</w:t>
+      </w:r>
+    </w:p>
+    <w:p>
+      <w:pPr>
+        <w:spacing w:after="120" w:line="360"/>
+        <w:jc w:val="left"/>
+      </w:pPr>
+      <w:r>
+        <w:rPr>
+          <w:rFonts w:ascii="SimSun" w:cs="SimSun" w:eastAsia="SimSun" w:hAnsi="SimSun"/>
+          <w:b w:val="false"/>
+          <w:bCs w:val="false"/>
+          <w:color w:val="000000"/>
+          <w:sz w:val="24"/>
+          <w:szCs w:val="24"/>
+        </w:rPr>
+        <w:t xml:space="preserve">确保 MySQL 服务已启动，使用 root 账号执行 sql/init.sql 创建 blog_db 数据库和所有表结构，并插入默认管理员账号（admin/admin123）和 10 个预设标签。</w:t>
       </w:r>
     </w:p>
     <w:p>
@@ -5133,75 +5201,58 @@
           <w:sz w:val="24"/>
           <w:szCs w:val="24"/>
         </w:rPr>
-        <w:t xml:space="preserve">6.1.4 前端启动</w:t>
-      </w:r>
-    </w:p>
-    <w:p>
-      <w:pPr>
-        <w:spacing w:after="120" w:line="360"/>
-        <w:jc w:val="left"/>
-      </w:pPr>
-      <w:r>
-        <w:rPr>
-          <w:rFonts w:ascii="SimSun" w:cs="SimSun" w:eastAsia="SimSun" w:hAnsi="SimSun"/>
-          <w:b w:val="false"/>
-          <w:bCs w:val="false"/>
-          <w:color w:val="000000"/>
-          <w:sz w:val="24"/>
-          <w:szCs w:val="24"/>
-        </w:rPr>
-        <w:t xml:space="preserve">（1）进入 frontend 目录：cd blog-system/frontend。</w:t>
-      </w:r>
-    </w:p>
-    <w:p>
-      <w:pPr>
-        <w:spacing w:after="120" w:line="360"/>
-        <w:jc w:val="left"/>
-      </w:pPr>
-      <w:r>
-        <w:rPr>
-          <w:rFonts w:ascii="SimSun" w:cs="SimSun" w:eastAsia="SimSun" w:hAnsi="SimSun"/>
-          <w:b w:val="false"/>
-          <w:bCs w:val="false"/>
-          <w:color w:val="000000"/>
-          <w:sz w:val="24"/>
-          <w:szCs w:val="24"/>
-        </w:rPr>
-        <w:t xml:space="preserve">（2）安装依赖：npm install。</w:t>
-      </w:r>
-    </w:p>
-    <w:p>
-      <w:pPr>
-        <w:spacing w:after="120" w:line="360"/>
-        <w:jc w:val="left"/>
-      </w:pPr>
-      <w:r>
-        <w:rPr>
-          <w:rFonts w:ascii="SimSun" w:cs="SimSun" w:eastAsia="SimSun" w:hAnsi="SimSun"/>
-          <w:b w:val="false"/>
-          <w:bCs w:val="false"/>
-          <w:color w:val="000000"/>
-          <w:sz w:val="24"/>
-          <w:szCs w:val="24"/>
-        </w:rPr>
-        <w:t xml:space="preserve">（3）启动开发服务器：npm run dev。</w:t>
-      </w:r>
-    </w:p>
-    <w:p>
-      <w:pPr>
-        <w:spacing w:after="120" w:line="360"/>
-        <w:jc w:val="left"/>
-      </w:pPr>
-      <w:r>
-        <w:rPr>
-          <w:rFonts w:ascii="SimSun" w:cs="SimSun" w:eastAsia="SimSun" w:hAnsi="SimSun"/>
-          <w:b w:val="false"/>
-          <w:bCs w:val="false"/>
-          <w:color w:val="000000"/>
-          <w:sz w:val="24"/>
-          <w:szCs w:val="24"/>
-        </w:rPr>
-        <w:t xml:space="preserve">（4）前端运行在 http://localhost:5173，Vite 自动代理 /api 请求到后端。</w:t>
+        <w:t xml:space="preserve">6.1.4 手动启动</w:t>
+      </w:r>
+    </w:p>
+    <w:p>
+      <w:pPr>
+        <w:spacing w:after="120" w:line="360"/>
+        <w:jc w:val="left"/>
+      </w:pPr>
+      <w:r>
+        <w:rPr>
+          <w:rFonts w:ascii="SimSun" w:cs="SimSun" w:eastAsia="SimSun" w:hAnsi="SimSun"/>
+          <w:b w:val="false"/>
+          <w:bCs w:val="false"/>
+          <w:color w:val="000000"/>
+          <w:sz w:val="24"/>
+          <w:szCs w:val="24"/>
+        </w:rPr>
+        <w:t xml:space="preserve">（1）后端启动：安装 Python 依赖（pip install -r backend/requirements.txt），编辑 backend/.env 配置数据库密码和 DeepSeek API Key，运行 python start_backend.py。</w:t>
+      </w:r>
+    </w:p>
+    <w:p>
+      <w:pPr>
+        <w:spacing w:after="120" w:line="360"/>
+        <w:jc w:val="left"/>
+      </w:pPr>
+      <w:r>
+        <w:rPr>
+          <w:rFonts w:ascii="SimSun" w:cs="SimSun" w:eastAsia="SimSun" w:hAnsi="SimSun"/>
+          <w:b w:val="false"/>
+          <w:bCs w:val="false"/>
+          <w:color w:val="000000"/>
+          <w:sz w:val="24"/>
+          <w:szCs w:val="24"/>
+        </w:rPr>
+        <w:t xml:space="preserve">（2）前端启动：进入 frontend 目录，npm install 安装依赖，npm run dev 启动开发服务器。</w:t>
+      </w:r>
+    </w:p>
+    <w:p>
+      <w:pPr>
+        <w:spacing w:after="120" w:line="360"/>
+        <w:jc w:val="left"/>
+      </w:pPr>
+      <w:r>
+        <w:rPr>
+          <w:rFonts w:ascii="SimSun" w:cs="SimSun" w:eastAsia="SimSun" w:hAnsi="SimSun"/>
+          <w:b w:val="false"/>
+          <w:bCs w:val="false"/>
+          <w:color w:val="000000"/>
+          <w:sz w:val="24"/>
+          <w:szCs w:val="24"/>
+        </w:rPr>
+        <w:t xml:space="preserve">（3）Vite 自动将 /api 请求代理到后端 8000 端口。</w:t>
       </w:r>
     </w:p>
     <w:p>
@@ -5233,7 +5284,41 @@
           <w:sz w:val="24"/>
           <w:szCs w:val="24"/>
         </w:rPr>
-        <w:t xml:space="preserve">项目使用 Git 进行版本控制。将代码推送到远程仓库后，在其他计算机上拉取代码并按上述步骤配置环境即可运行。</w:t>
+        <w:t xml:space="preserve">项目已推送到 GitHub 仓库：https://github.com/Huang-1008/byteblog。</w:t>
+      </w:r>
+    </w:p>
+    <w:p>
+      <w:pPr>
+        <w:spacing w:after="120" w:line="360"/>
+        <w:jc w:val="left"/>
+      </w:pPr>
+      <w:r>
+        <w:rPr>
+          <w:rFonts w:ascii="SimSun" w:cs="SimSun" w:eastAsia="SimSun" w:hAnsi="SimSun"/>
+          <w:b w:val="false"/>
+          <w:bCs w:val="false"/>
+          <w:color w:val="000000"/>
+          <w:sz w:val="24"/>
+          <w:szCs w:val="24"/>
+        </w:rPr>
+        <w:t xml:space="preserve">在其他计算机上部署的步骤：git clone 代码 → 安装依赖 → 配置数据库 → 运行 start.bat（Windows）或手动启动。</w:t>
+      </w:r>
+    </w:p>
+    <w:p>
+      <w:pPr>
+        <w:spacing w:after="120" w:line="360"/>
+        <w:jc w:val="left"/>
+      </w:pPr>
+      <w:r>
+        <w:rPr>
+          <w:rFonts w:ascii="SimSun" w:cs="SimSun" w:eastAsia="SimSun" w:hAnsi="SimSun"/>
+          <w:b w:val="false"/>
+          <w:bCs w:val="false"/>
+          <w:color w:val="000000"/>
+          <w:sz w:val="24"/>
+          <w:szCs w:val="24"/>
+        </w:rPr>
+        <w:t xml:space="preserve">Git 提交记录体现了完整的开发过程，包括项目初始化、核心功能实现、Bug 修复和文档完善等阶段。</w:t>
       </w:r>
     </w:p>
     <w:p>
